--- a/ТЭО/Жарский_ТЭО.docx
+++ b/ТЭО/Жарский_ТЭО.docx
@@ -86,7 +86,23 @@
           <w:rFonts w:cs="Times New Roman"/>
           <w:szCs w:val="28"/>
         </w:rPr>
-        <w:t xml:space="preserve">Разрабатываемая информационная система представляет собой специализированное программное решение для автоматизации управления медиабиблиотеками и анализа музыкального контента. Основной целью проекта является создание единой цифровой среды для хранения, индексации и интеллектуальной обработки аудиофайлов, что позволяет независимым музыкальным лейблам и медиа-платформам эффективно управлять авторским правом и пользовательским опытом. В рамках своих функций система обеспечивает централизованное хранение данных в S3-совместимых облачных структурах и проводит автоматический расчет технических параметров треков, таких как </w:t>
+        <w:t xml:space="preserve">Разрабатываемая информационная система представляет собой специализированное программное решение для автоматизации управления </w:t>
+      </w:r>
+      <w:proofErr w:type="spellStart"/>
+      <w:r>
+        <w:rPr>
+          <w:rFonts w:cs="Times New Roman"/>
+          <w:szCs w:val="28"/>
+        </w:rPr>
+        <w:t>медиабиблиотеками</w:t>
+      </w:r>
+      <w:proofErr w:type="spellEnd"/>
+      <w:r>
+        <w:rPr>
+          <w:rFonts w:cs="Times New Roman"/>
+          <w:szCs w:val="28"/>
+        </w:rPr>
+        <w:t xml:space="preserve"> и анализа музыкального контента. Основной целью проекта является создание единой цифровой среды для хранения, индексации и интеллектуальной обработки аудиофайлов, что позволяет независимым музыкальным лейблам и медиа-платформам эффективно управлять авторским правом и пользовательским опытом. В рамках своих функций система обеспечивает централизованное хранение данных в S3-совместимых облачных структурах и проводит автоматический расчет технических параметров треков, таких как </w:t>
       </w:r>
       <w:r>
         <w:rPr>
@@ -120,13 +136,23 @@
         </w:rPr>
         <w:t>П</w:t>
       </w:r>
+      <w:proofErr w:type="spellStart"/>
       <w:r>
         <w:rPr>
           <w:rFonts w:cs="Times New Roman"/>
           <w:szCs w:val="28"/>
         </w:rPr>
-        <w:t xml:space="preserve">рофиль целевой аудитории охватывает владельцев независимых музыкальных каталогов и агрегаторов медиаконтента. Актуальная потребность в продукте подтверждается дефицитом доступных инструментов автоматизации для малых правообладателей, вынужденных конкурировать с такими глобальными аналогами, как </w:t>
-      </w:r>
+        <w:t>рофиль</w:t>
+      </w:r>
+      <w:proofErr w:type="spellEnd"/>
+      <w:r>
+        <w:rPr>
+          <w:rFonts w:cs="Times New Roman"/>
+          <w:szCs w:val="28"/>
+        </w:rPr>
+        <w:t xml:space="preserve"> целевой аудитории охватывает владельцев независимых музыкальных каталогов и агрегаторов медиаконтента. Актуальная потребность в продукте подтверждается дефицитом доступных инструментов автоматизации для малых правообладателей, вынужденных конкурировать с такими глобальными аналогами, как </w:t>
+      </w:r>
+      <w:proofErr w:type="spellStart"/>
       <w:r>
         <w:rPr>
           <w:rFonts w:cs="Times New Roman"/>
@@ -136,6 +162,7 @@
         </w:rPr>
         <w:t>Spotify</w:t>
       </w:r>
+      <w:proofErr w:type="spellEnd"/>
       <w:r>
         <w:rPr>
           <w:rFonts w:cs="Times New Roman"/>
@@ -189,7 +216,23 @@
           <w:rFonts w:cs="Times New Roman"/>
           <w:szCs w:val="28"/>
         </w:rPr>
-        <w:t>На основании анализа рыночного спроса прогнозируемый объем продаж в течение первого расчетного года составляет шестьдесят корпоративных лицензий и пятьсот индивидуальных годовых подписок. Отпускная цена одной корпоративной лицензии определена на уровне ста пятидесяти тысяч белорусских рублей, что соответствует рыночным ценам на аналогичные системы управления цифровым контентом. В качестве основной модели монетизации выбрано сочетание продажи лицензий для B2B-сектора и Freemium-модели с платной расширенной подпиской для индивидуальных пользователей, что позволяет гибко масштабировать доход. Основными каналами продаж программного продукта станут прямые контракты с организациями и размещение в цифровых магазинах приложений для охвата массового потребителя. Стратегия продвижения продукта базируется на цифровом маркетинге и демонстрации преимуществ в части снижения издержек на инфраструктуру за счет использования открытых облачных стандартов.</w:t>
+        <w:t xml:space="preserve">На основании анализа рыночного спроса прогнозируемый объем продаж в течение первого расчетного года составляет шестьдесят корпоративных лицензий и пятьсот индивидуальных годовых подписок. Отпускная цена одной корпоративной лицензии определена на уровне ста пятидесяти тысяч белорусских рублей, что соответствует рыночным ценам на аналогичные системы управления цифровым контентом. В качестве основной модели монетизации выбрано сочетание продажи лицензий для B2B-сектора и </w:t>
+      </w:r>
+      <w:proofErr w:type="spellStart"/>
+      <w:r>
+        <w:rPr>
+          <w:rFonts w:cs="Times New Roman"/>
+          <w:szCs w:val="28"/>
+        </w:rPr>
+        <w:t>Freemium</w:t>
+      </w:r>
+      <w:proofErr w:type="spellEnd"/>
+      <w:r>
+        <w:rPr>
+          <w:rFonts w:cs="Times New Roman"/>
+          <w:szCs w:val="28"/>
+        </w:rPr>
+        <w:t>-модели с платной расширенной подпиской для индивидуальных пользователей, что позволяет гибко масштабировать доход. Основными каналами продаж программного продукта станут прямые контракты с организациями и размещение в цифровых магазинах приложений для охвата массового потребителя. Стратегия продвижения продукта базируется на цифровом маркетинге и демонстрации преимуществ в части снижения издержек на инфраструктуру за счет использования открытых облачных стандартов.</w:t>
       </w:r>
     </w:p>
     <w:p>
@@ -204,10 +247,9 @@
         <w:rPr>
           <w:rFonts w:cs="Times New Roman"/>
           <w:szCs w:val="28"/>
-          <w:highlight w:val="yellow"/>
-          <w:lang w:val="ru-RU"/>
-        </w:rPr>
-        <w:t>Зачем делается тэо экономический эффект длф разраба</w:t>
+        </w:rPr>
+        <w:lastRenderedPageBreak/>
+        <w:t>Проектирование и внедрение любой ИС связано с затратами материальных, трудовых и финансовых ресурсов, что требует предварительной оценки целесообразности проведения работ.</w:t>
       </w:r>
     </w:p>
     <w:p>
@@ -218,9 +260,65 @@
           <w:lang w:val="ru-RU"/>
         </w:rPr>
       </w:pPr>
+      <w:r>
+        <w:rPr>
+          <w:rFonts w:cs="Times New Roman"/>
+          <w:szCs w:val="28"/>
+        </w:rPr>
+        <w:t xml:space="preserve">Прямой экономический эффект заключается в снижении совокупной стоимости владения (TCO) информационной системой за счет оптимизации алгоритмов обработки </w:t>
+      </w:r>
+      <w:proofErr w:type="spellStart"/>
+      <w:r>
+        <w:rPr>
+          <w:rFonts w:cs="Times New Roman"/>
+          <w:szCs w:val="28"/>
+        </w:rPr>
+        <w:t>медиаданных</w:t>
+      </w:r>
+      <w:proofErr w:type="spellEnd"/>
+      <w:r>
+        <w:rPr>
+          <w:rFonts w:cs="Times New Roman"/>
+          <w:szCs w:val="28"/>
+        </w:rPr>
+        <w:t xml:space="preserve"> и использования свободно распространяемого ПО (Open Source), что снижает затраты на аренду облачной инфраструктуры</w:t>
+      </w:r>
+      <w:r>
+        <w:rPr>
+          <w:rFonts w:cs="Times New Roman"/>
+          <w:szCs w:val="28"/>
+          <w:lang w:val="ru-RU"/>
+        </w:rPr>
+        <w:t>.</w:t>
+      </w:r>
     </w:p>
     <w:p>
       <w:pPr>
+        <w:rPr>
+          <w:rFonts w:cs="Times New Roman"/>
+          <w:szCs w:val="28"/>
+          <w:lang w:val="ru-RU"/>
+        </w:rPr>
+      </w:pPr>
+      <w:r>
+        <w:rPr>
+          <w:rFonts w:cs="Times New Roman"/>
+          <w:szCs w:val="28"/>
+        </w:rPr>
+        <w:t>Экономический эффект для организации-разработчика заключается в получении прибыли с реализации каждой лицензии продукта, а также в снижении совокупной стоимости владения системой за счет архитектурной оптимизации стриминга контента, минимизирующей расходы на эксплуатацию облачной инфраструктуры.</w:t>
+      </w:r>
+    </w:p>
+    <w:p>
+      <w:pPr>
+        <w:rPr>
+          <w:rFonts w:cs="Times New Roman"/>
+          <w:szCs w:val="28"/>
+          <w:lang w:val="ru-RU"/>
+        </w:rPr>
+      </w:pPr>
+    </w:p>
+    <w:p>
+      <w:pPr>
         <w:pStyle w:val="2"/>
         <w:tabs>
           <w:tab w:val="clear" w:pos="1276"/>
@@ -269,13 +367,24 @@
         </w:rPr>
       </w:pPr>
       <w:r>
-        <w:t>Инвестициями для организации-разработчика программного средства являются затраты на его разработку, которые рассчитываются в соответствии с методикой, представленной в табл</w:t>
-      </w:r>
-      <w:r>
-        <w:rPr>
-          <w:lang w:val="ru-RU"/>
-        </w:rPr>
-        <w:t xml:space="preserve">ице </w:t>
+        <w:t xml:space="preserve">Инвестициями для организации-разработчика программного средства являются затраты на его разработку, которые рассчитываются в соответствии с методикой, представленной в </w:t>
+      </w:r>
+      <w:proofErr w:type="spellStart"/>
+      <w:r>
+        <w:t>табл</w:t>
+      </w:r>
+      <w:r>
+        <w:rPr>
+          <w:lang w:val="ru-RU"/>
+        </w:rPr>
+        <w:t>ице</w:t>
+      </w:r>
+      <w:proofErr w:type="spellEnd"/>
+      <w:r>
+        <w:rPr>
+          <w:lang w:val="ru-RU"/>
+        </w:rPr>
+        <w:t xml:space="preserve"> </w:t>
       </w:r>
       <w:r>
         <w:t>1</w:t>
@@ -326,8 +435,13 @@
         <w:tab/>
         <w:t>Р</w:t>
       </w:r>
-      <w:r>
-        <w:t xml:space="preserve">асчет затрат на разработку </w:t>
+      <w:proofErr w:type="spellStart"/>
+      <w:r>
+        <w:t>асчет</w:t>
+      </w:r>
+      <w:proofErr w:type="spellEnd"/>
+      <w:r>
+        <w:t xml:space="preserve"> затрат на разработку </w:t>
       </w:r>
       <w:r>
         <w:t>музыкального сервиса</w:t>
@@ -398,7 +512,11 @@
               <w:ind w:firstLine="0"/>
             </w:pPr>
             <w:r>
-              <w:t>1. Основная заработная плата разработчиков (З</w:t>
+              <w:t>1. Основная заработная плата разработчиков (</w:t>
+            </w:r>
+            <w:proofErr w:type="spellStart"/>
+            <w:r>
+              <w:t>З</w:t>
             </w:r>
             <w:r>
               <w:rPr>
@@ -406,6 +524,7 @@
               </w:rPr>
               <w:t>о</w:t>
             </w:r>
+            <w:proofErr w:type="spellEnd"/>
             <w:r>
               <w:t>)</w:t>
             </w:r>
@@ -465,7 +584,12 @@
               <w:t xml:space="preserve">2. </w:t>
             </w:r>
             <w:r>
-              <w:t>Дополнительная заработная плата разработчиков (З</w:t>
+              <w:t>Дополнительная заработная плата разработчиков (</w:t>
+            </w:r>
+            <w:proofErr w:type="spellStart"/>
+            <w:proofErr w:type="gramStart"/>
+            <w:r>
+              <w:t>З</w:t>
             </w:r>
             <w:r>
               <w:rPr>
@@ -473,9 +597,11 @@
               </w:rPr>
               <w:t>д</w:t>
             </w:r>
+            <w:proofErr w:type="spellEnd"/>
             <w:r>
               <w:t xml:space="preserve"> )</w:t>
             </w:r>
+            <w:proofErr w:type="gramEnd"/>
           </w:p>
         </w:tc>
         <w:tc>
@@ -519,7 +645,11 @@
               <w:ind w:firstLine="0"/>
             </w:pPr>
             <w:r>
-              <w:t>3. Отчисления на социальные нужды (Р</w:t>
+              <w:t>3. Отчисления на социальные нужды (</w:t>
+            </w:r>
+            <w:proofErr w:type="spellStart"/>
+            <w:r>
+              <w:t>Р</w:t>
             </w:r>
             <w:r>
               <w:rPr>
@@ -527,6 +657,7 @@
               </w:rPr>
               <w:t>соц</w:t>
             </w:r>
+            <w:proofErr w:type="spellEnd"/>
             <w:r>
               <w:t>)</w:t>
             </w:r>
@@ -585,7 +716,11 @@
               <w:ind w:firstLine="0"/>
             </w:pPr>
             <w:r>
-              <w:t>4. Прочие расходы (Р</w:t>
+              <w:t>4. Прочие расходы (</w:t>
+            </w:r>
+            <w:proofErr w:type="spellStart"/>
+            <w:r>
+              <w:t>Р</w:t>
             </w:r>
             <w:r>
               <w:rPr>
@@ -593,6 +728,7 @@
               </w:rPr>
               <w:t>пр</w:t>
             </w:r>
+            <w:proofErr w:type="spellEnd"/>
             <w:r>
               <w:t>)</w:t>
             </w:r>
@@ -767,6 +903,7 @@
       <w:r>
         <w:t xml:space="preserve">Для определения общей суммы основной заработной платы </w:t>
       </w:r>
+      <w:proofErr w:type="spellStart"/>
       <w:r>
         <w:t>З</w:t>
       </w:r>
@@ -777,9 +914,11 @@
         </w:rPr>
         <w:t>о</w:t>
       </w:r>
+      <w:proofErr w:type="spellEnd"/>
       <w:r>
         <w:t xml:space="preserve"> используется произведение коэффициента премий и стимулирующих выплат </w:t>
       </w:r>
+      <w:proofErr w:type="spellStart"/>
       <w:r>
         <w:t>К</w:t>
       </w:r>
@@ -789,6 +928,7 @@
         </w:rPr>
         <w:t>пр</w:t>
       </w:r>
+      <w:proofErr w:type="spellEnd"/>
       <w:r>
         <w:t xml:space="preserve"> на суммарные трудозатраты всех категорий исполнителей, выраженные в денежном эквиваленте</w:t>
       </w:r>
@@ -805,7 +945,11 @@
         <w:t>1,5</w:t>
       </w:r>
       <w:r>
-        <w:t>, что соответствует надбавке в размере 50% к базовому окладу.</w:t>
+        <w:t xml:space="preserve">, что соответствует надбавке в размере 50% </w:t>
+      </w:r>
+      <w:r>
+        <w:lastRenderedPageBreak/>
+        <w:t>к базовому окладу.</w:t>
       </w:r>
       <w:r>
         <w:rPr>
@@ -816,12 +960,14 @@
       <w:r>
         <w:t xml:space="preserve">затрат на основную заработную плату команды </w:t>
       </w:r>
+      <w:proofErr w:type="spellStart"/>
       <w:r>
         <w:rPr>
           <w:rFonts w:cs="Times New Roman"/>
         </w:rPr>
         <w:t>разработчико</w:t>
       </w:r>
+      <w:proofErr w:type="spellEnd"/>
       <w:r>
         <w:rPr>
           <w:rFonts w:cs="Times New Roman"/>
@@ -1110,6 +1256,12 @@
           <w:rFonts w:cs="Times New Roman"/>
         </w:rPr>
         <w:tab/>
+      </w:r>
+      <w:proofErr w:type="spellStart"/>
+      <w:r>
+        <w:rPr>
+          <w:rFonts w:cs="Times New Roman"/>
+        </w:rPr>
         <w:t>К</w:t>
       </w:r>
       <w:r>
@@ -1119,6 +1271,7 @@
         </w:rPr>
         <w:t>пр</w:t>
       </w:r>
+      <w:proofErr w:type="spellEnd"/>
       <w:r>
         <w:rPr>
           <w:rFonts w:cs="Times New Roman"/>
@@ -1203,6 +1356,7 @@
           <w:lang w:val="ru-RU"/>
         </w:rPr>
       </w:pPr>
+      <w:proofErr w:type="spellStart"/>
       <w:r>
         <w:rPr>
           <w:rFonts w:cs="Times New Roman"/>
@@ -1216,6 +1370,7 @@
         </w:rPr>
         <w:t>ч</w:t>
       </w:r>
+      <w:proofErr w:type="spellEnd"/>
       <w:r>
         <w:rPr>
           <w:rFonts w:ascii="Cambria Math" w:hAnsi="Cambria Math" w:cs="Cambria Math"/>
@@ -1365,7 +1520,6 @@
         </w:rPr>
       </w:pPr>
       <w:r>
-        <w:lastRenderedPageBreak/>
         <w:t>Таблица 2</w:t>
       </w:r>
       <w:r>
@@ -1387,8 +1541,13 @@
         <w:tab/>
       </w:r>
       <w:r>
-        <w:t>Расчет затрат на основную заработную плату команды разработчико</w:t>
-      </w:r>
+        <w:t xml:space="preserve">Расчет затрат на основную заработную плату команды </w:t>
+      </w:r>
+      <w:proofErr w:type="spellStart"/>
+      <w:r>
+        <w:t>разработчико</w:t>
+      </w:r>
+      <w:proofErr w:type="spellEnd"/>
       <w:r>
         <w:rPr>
           <w:lang w:val="ru-RU"/>
@@ -1506,7 +1665,16 @@
               <w:pStyle w:val="12"/>
             </w:pPr>
             <w:r>
-              <w:t>4 200</w:t>
+              <w:t>4</w:t>
+            </w:r>
+            <w:r>
+              <w:t> </w:t>
+            </w:r>
+            <w:r>
+              <w:t>200</w:t>
+            </w:r>
+            <w:r>
+              <w:t>,00</w:t>
             </w:r>
           </w:p>
         </w:tc>
@@ -1548,7 +1716,16 @@
               <w:pStyle w:val="12"/>
             </w:pPr>
             <w:r>
-              <w:t>2 000</w:t>
+              <w:t>2</w:t>
+            </w:r>
+            <w:r>
+              <w:t> </w:t>
+            </w:r>
+            <w:r>
+              <w:t>000</w:t>
+            </w:r>
+            <w:r>
+              <w:t>,00</w:t>
             </w:r>
           </w:p>
         </w:tc>
@@ -1562,14 +1739,8 @@
           <w:p>
             <w:pPr>
               <w:pStyle w:val="12"/>
-              <w:rPr>
-                <w:highlight w:val="yellow"/>
-              </w:rPr>
             </w:pPr>
             <w:r>
-              <w:rPr>
-                <w:highlight w:val="yellow"/>
-              </w:rPr>
               <w:t>Системный архитектор</w:t>
             </w:r>
           </w:p>
@@ -1582,15 +1753,18 @@
           <w:p>
             <w:pPr>
               <w:pStyle w:val="12"/>
-              <w:rPr>
-                <w:highlight w:val="yellow"/>
-              </w:rPr>
             </w:pPr>
             <w:r>
-              <w:rPr>
-                <w:highlight w:val="yellow"/>
-              </w:rPr>
-              <w:t>7 500</w:t>
+              <w:t>7</w:t>
+            </w:r>
+            <w:r>
+              <w:t> </w:t>
+            </w:r>
+            <w:r>
+              <w:t>500</w:t>
+            </w:r>
+            <w:r>
+              <w:t>,00</w:t>
             </w:r>
           </w:p>
         </w:tc>
@@ -1602,14 +1776,8 @@
           <w:p>
             <w:pPr>
               <w:pStyle w:val="12"/>
-              <w:rPr>
-                <w:highlight w:val="yellow"/>
-              </w:rPr>
             </w:pPr>
             <w:r>
-              <w:rPr>
-                <w:highlight w:val="yellow"/>
-              </w:rPr>
               <w:t>44,64</w:t>
             </w:r>
           </w:p>
@@ -1622,14 +1790,8 @@
           <w:p>
             <w:pPr>
               <w:pStyle w:val="12"/>
-              <w:rPr>
-                <w:highlight w:val="yellow"/>
-              </w:rPr>
             </w:pPr>
             <w:r>
-              <w:rPr>
-                <w:highlight w:val="yellow"/>
-              </w:rPr>
               <w:t>60</w:t>
             </w:r>
           </w:p>
@@ -1642,14 +1804,8 @@
           <w:p>
             <w:pPr>
               <w:pStyle w:val="12"/>
-              <w:rPr>
-                <w:highlight w:val="yellow"/>
-              </w:rPr>
             </w:pPr>
             <w:r>
-              <w:rPr>
-                <w:highlight w:val="yellow"/>
-              </w:rPr>
               <w:t>2 678,40</w:t>
             </w:r>
           </w:p>
@@ -1664,14 +1820,8 @@
           <w:p>
             <w:pPr>
               <w:pStyle w:val="12"/>
-              <w:rPr>
-                <w:highlight w:val="yellow"/>
-              </w:rPr>
             </w:pPr>
             <w:r>
-              <w:rPr>
-                <w:highlight w:val="yellow"/>
-              </w:rPr>
               <w:t>Программист</w:t>
             </w:r>
           </w:p>
@@ -1684,15 +1834,18 @@
           <w:p>
             <w:pPr>
               <w:pStyle w:val="12"/>
-              <w:rPr>
-                <w:highlight w:val="yellow"/>
-              </w:rPr>
             </w:pPr>
             <w:r>
-              <w:rPr>
-                <w:highlight w:val="yellow"/>
-              </w:rPr>
-              <w:t>6 000</w:t>
+              <w:t>6</w:t>
+            </w:r>
+            <w:r>
+              <w:t> </w:t>
+            </w:r>
+            <w:r>
+              <w:t>000</w:t>
+            </w:r>
+            <w:r>
+              <w:t>,00</w:t>
             </w:r>
           </w:p>
         </w:tc>
@@ -1704,14 +1857,8 @@
           <w:p>
             <w:pPr>
               <w:pStyle w:val="12"/>
-              <w:rPr>
-                <w:highlight w:val="yellow"/>
-              </w:rPr>
             </w:pPr>
             <w:r>
-              <w:rPr>
-                <w:highlight w:val="yellow"/>
-              </w:rPr>
               <w:t>35,71</w:t>
             </w:r>
           </w:p>
@@ -1724,14 +1871,8 @@
           <w:p>
             <w:pPr>
               <w:pStyle w:val="12"/>
-              <w:rPr>
-                <w:highlight w:val="yellow"/>
-              </w:rPr>
             </w:pPr>
             <w:r>
-              <w:rPr>
-                <w:highlight w:val="yellow"/>
-              </w:rPr>
               <w:t>320</w:t>
             </w:r>
           </w:p>
@@ -1744,14 +1885,8 @@
           <w:p>
             <w:pPr>
               <w:pStyle w:val="12"/>
-              <w:rPr>
-                <w:highlight w:val="yellow"/>
-              </w:rPr>
             </w:pPr>
             <w:r>
-              <w:rPr>
-                <w:highlight w:val="yellow"/>
-              </w:rPr>
               <w:t>11 427,20</w:t>
             </w:r>
           </w:p>
@@ -1766,14 +1901,8 @@
           <w:p>
             <w:pPr>
               <w:pStyle w:val="12"/>
-              <w:rPr>
-                <w:highlight w:val="yellow"/>
-              </w:rPr>
             </w:pPr>
             <w:r>
-              <w:rPr>
-                <w:highlight w:val="yellow"/>
-              </w:rPr>
               <w:t>Тестировщик</w:t>
             </w:r>
           </w:p>
@@ -1786,15 +1915,18 @@
           <w:p>
             <w:pPr>
               <w:pStyle w:val="12"/>
-              <w:rPr>
-                <w:highlight w:val="yellow"/>
-              </w:rPr>
             </w:pPr>
             <w:r>
-              <w:rPr>
-                <w:highlight w:val="yellow"/>
-              </w:rPr>
-              <w:t>3 800</w:t>
+              <w:t>3</w:t>
+            </w:r>
+            <w:r>
+              <w:t> </w:t>
+            </w:r>
+            <w:r>
+              <w:t>800</w:t>
+            </w:r>
+            <w:r>
+              <w:t>,00</w:t>
             </w:r>
           </w:p>
         </w:tc>
@@ -1806,14 +1938,8 @@
           <w:p>
             <w:pPr>
               <w:pStyle w:val="12"/>
-              <w:rPr>
-                <w:highlight w:val="yellow"/>
-              </w:rPr>
             </w:pPr>
             <w:r>
-              <w:rPr>
-                <w:highlight w:val="yellow"/>
-              </w:rPr>
               <w:t>22,62</w:t>
             </w:r>
           </w:p>
@@ -1826,14 +1952,8 @@
           <w:p>
             <w:pPr>
               <w:pStyle w:val="12"/>
-              <w:rPr>
-                <w:highlight w:val="yellow"/>
-              </w:rPr>
             </w:pPr>
             <w:r>
-              <w:rPr>
-                <w:highlight w:val="yellow"/>
-              </w:rPr>
               <w:t>120</w:t>
             </w:r>
           </w:p>
@@ -1848,9 +1968,6 @@
               <w:pStyle w:val="12"/>
             </w:pPr>
             <w:r>
-              <w:rPr>
-                <w:highlight w:val="yellow"/>
-              </w:rPr>
               <w:t>2 714,40</w:t>
             </w:r>
           </w:p>
@@ -1881,7 +1998,16 @@
               <w:pStyle w:val="12"/>
             </w:pPr>
             <w:r>
-              <w:t>4 000</w:t>
+              <w:t>4</w:t>
+            </w:r>
+            <w:r>
+              <w:t> </w:t>
+            </w:r>
+            <w:r>
+              <w:t>000</w:t>
+            </w:r>
+            <w:r>
+              <w:t>,00</w:t>
             </w:r>
           </w:p>
         </w:tc>
@@ -1923,7 +2049,16 @@
               <w:pStyle w:val="12"/>
             </w:pPr>
             <w:r>
-              <w:t>2 381</w:t>
+              <w:t>2</w:t>
+            </w:r>
+            <w:r>
+              <w:t> </w:t>
+            </w:r>
+            <w:r>
+              <w:t>381</w:t>
+            </w:r>
+            <w:r>
+              <w:t>,00</w:t>
             </w:r>
           </w:p>
         </w:tc>
@@ -1954,7 +2089,16 @@
               <w:pStyle w:val="12"/>
             </w:pPr>
             <w:r>
-              <w:t>21 201</w:t>
+              <w:t>21</w:t>
+            </w:r>
+            <w:r>
+              <w:t> </w:t>
+            </w:r>
+            <w:r>
+              <w:t>201</w:t>
+            </w:r>
+            <w:r>
+              <w:t>,00</w:t>
             </w:r>
           </w:p>
         </w:tc>
@@ -2028,34 +2172,155 @@
           <w:lang w:val="ru-RU"/>
         </w:rPr>
       </w:pPr>
-      <w:r>
-        <w:rPr>
-          <w:lang w:val="ru-RU"/>
-        </w:rPr>
-        <w:t>2 знака после запятой</w:t>
-      </w:r>
     </w:p>
     <w:p>
-      <w:pPr>
-        <w:rPr>
-          <w:lang w:val="ru-RU"/>
-        </w:rPr>
-      </w:pPr>
+      <w:r>
+        <w:t>Процесс вычисления включает в себя суммирование произведений часовых тарифных ставок на соответствующую трудоемкость работ для каждой роли в проекте. Для бизнес-аналитика этот показатель составил 2 000 р., для системного архитектора — 2 678,40 р., для программиста — 11 427,20 р., для тестировщика — 2 714,40 р. и для дизайнера — 2 381,00 р..</w:t>
+      </w:r>
     </w:p>
     <w:p>
       <w:r>
-        <w:t>Процесс вычисления включает в себя суммирование произведений часовых тарифных ставок на соответствующую трудоемкость работ для каждой роли в проекте. Для бизнес-аналитика этот показатель составил 2 000 р., для системного архитектора — 2 678,40 р., для программиста — 11 427,20 р., для тестировщика — 2 714,40 р. и для дизайнера — 2 381,00 р..</w:t>
+        <w:t xml:space="preserve">Суммарная величина выплат по базовым окладам для всей команды составила 21 201,00 р. После применения установленного коэффициента стимулирующих выплат итоговое значение основной заработной платы разработчиков составило </w:t>
+      </w:r>
+      <w:r>
+        <w:t>31 801,50 р</w:t>
+      </w:r>
+      <w:r>
+        <w:t>. Данная сумма является базой для дальнейшего расчета отчислений в бюджет и оценки общей себестоимости программного продукта.</w:t>
       </w:r>
     </w:p>
     <w:p>
-      <w:r>
-        <w:t xml:space="preserve">Суммарная величина выплат по базовым окладам для всей команды составила 21 201,00 р. После применения установленного коэффициента стимулирующих выплат итоговое значение основной заработной платы разработчиков составило </w:t>
-      </w:r>
-      <w:r>
-        <w:t>31 801,50 р</w:t>
-      </w:r>
-      <w:r>
-        <w:t>. Данная сумма является базой для дальнейшего расчета отчислений в бюджет и оценки общей себестоимости программного продукта.</w:t>
+      <w:pPr>
+        <w:rPr>
+          <w:lang w:val="ru-RU"/>
+        </w:rPr>
+      </w:pPr>
+      <w:r>
+        <w:lastRenderedPageBreak/>
+        <w:t>Для вычисления</w:t>
+      </w:r>
+      <w:r>
+        <w:rPr>
+          <w:lang w:val="ru-RU"/>
+        </w:rPr>
+        <w:t xml:space="preserve"> д</w:t>
+      </w:r>
+      <w:proofErr w:type="spellStart"/>
+      <w:r>
+        <w:t>ополнительн</w:t>
+      </w:r>
+      <w:proofErr w:type="spellEnd"/>
+      <w:r>
+        <w:rPr>
+          <w:lang w:val="ru-RU"/>
+        </w:rPr>
+        <w:t>ой</w:t>
+      </w:r>
+      <w:r>
+        <w:t xml:space="preserve"> </w:t>
+      </w:r>
+      <w:proofErr w:type="spellStart"/>
+      <w:r>
+        <w:t>заработн</w:t>
+      </w:r>
+      <w:proofErr w:type="spellEnd"/>
+      <w:r>
+        <w:rPr>
+          <w:lang w:val="ru-RU"/>
+        </w:rPr>
+        <w:t>ой</w:t>
+      </w:r>
+      <w:r>
+        <w:t xml:space="preserve"> плат</w:t>
+      </w:r>
+      <w:r>
+        <w:rPr>
+          <w:lang w:val="ru-RU"/>
+        </w:rPr>
+        <w:t xml:space="preserve">ы </w:t>
+      </w:r>
+      <w:r>
+        <w:t>разработчиков</w:t>
+      </w:r>
+      <w:r>
+        <w:t xml:space="preserve"> используется показатель основной заработной платы, рассчитанный ранее, и норматив дополнительной заработной платы</w:t>
+      </w:r>
+      <w:r>
+        <w:rPr>
+          <w:lang w:val="ru-RU"/>
+        </w:rPr>
+        <w:t xml:space="preserve"> </w:t>
+      </w:r>
+      <w:proofErr w:type="spellStart"/>
+      <w:r>
+        <w:rPr>
+          <w:lang w:val="ru-RU"/>
+        </w:rPr>
+        <w:t>Н</w:t>
+      </w:r>
+      <w:r>
+        <w:rPr>
+          <w:vertAlign w:val="subscript"/>
+          <w:lang w:val="ru-RU"/>
+        </w:rPr>
+        <w:t>д</w:t>
+      </w:r>
+      <w:proofErr w:type="spellEnd"/>
+      <w:r>
+        <w:t xml:space="preserve">. </w:t>
+      </w:r>
+      <w:r>
+        <w:rPr>
+          <w:lang w:val="ru-RU"/>
+        </w:rPr>
+        <w:t>З</w:t>
+      </w:r>
+      <w:proofErr w:type="spellStart"/>
+      <w:r>
+        <w:t>начение</w:t>
+      </w:r>
+      <w:proofErr w:type="spellEnd"/>
+      <w:r>
+        <w:t xml:space="preserve"> </w:t>
+      </w:r>
+      <w:proofErr w:type="spellStart"/>
+      <w:r>
+        <w:rPr>
+          <w:lang w:val="ru-RU"/>
+        </w:rPr>
+        <w:t>Н</w:t>
+      </w:r>
+      <w:r>
+        <w:rPr>
+          <w:vertAlign w:val="subscript"/>
+          <w:lang w:val="ru-RU"/>
+        </w:rPr>
+        <w:t>д</w:t>
+      </w:r>
+      <w:proofErr w:type="spellEnd"/>
+      <w:r>
+        <w:t xml:space="preserve"> </w:t>
+      </w:r>
+      <w:r>
+        <w:t>выбирается в диапазоне от 10% до 20%. Для данного проекта примем норматив в размере 10%, что является стандартным значением для учета выплат за непроработанное время (например, отпуска или выполнение государственных обязанностей).Подставляя в формулу</w:t>
+      </w:r>
+      <w:r>
+        <w:rPr>
+          <w:lang w:val="ru-RU"/>
+        </w:rPr>
+        <w:t xml:space="preserve"> 2</w:t>
+      </w:r>
+      <w:r>
+        <w:t xml:space="preserve"> значение основной заработной платы команды, равное 31</w:t>
+      </w:r>
+      <w:r>
+        <w:rPr>
+          <w:lang w:val="ru-RU"/>
+        </w:rPr>
+        <w:t> </w:t>
+      </w:r>
+      <w:r>
+        <w:t>801,50 р.</w:t>
       </w:r>
     </w:p>
     <w:p>
@@ -2065,126 +2330,14 @@
         </w:rPr>
       </w:pPr>
       <w:r>
-        <w:t>Для вычисления</w:t>
-      </w:r>
-      <w:r>
-        <w:rPr>
-          <w:lang w:val="ru-RU"/>
-        </w:rPr>
-        <w:t xml:space="preserve"> д</w:t>
-      </w:r>
-      <w:r>
-        <w:t>ополнительн</w:t>
-      </w:r>
-      <w:r>
-        <w:rPr>
-          <w:lang w:val="ru-RU"/>
-        </w:rPr>
-        <w:t>ой</w:t>
-      </w:r>
-      <w:r>
-        <w:t xml:space="preserve"> заработн</w:t>
-      </w:r>
-      <w:r>
-        <w:rPr>
-          <w:lang w:val="ru-RU"/>
-        </w:rPr>
-        <w:t>ой</w:t>
-      </w:r>
-      <w:r>
-        <w:t xml:space="preserve"> плат</w:t>
-      </w:r>
-      <w:r>
-        <w:rPr>
-          <w:lang w:val="ru-RU"/>
-        </w:rPr>
-        <w:t xml:space="preserve">ы </w:t>
-      </w:r>
-      <w:r>
-        <w:t>разработчиков</w:t>
-      </w:r>
-      <w:r>
-        <w:t xml:space="preserve"> используется показатель основной заработной платы, рассчитанный ранее, и норматив дополнительной заработной платы</w:t>
-      </w:r>
-      <w:r>
-        <w:rPr>
-          <w:lang w:val="ru-RU"/>
-        </w:rPr>
-        <w:t xml:space="preserve"> Н</w:t>
-      </w:r>
-      <w:r>
-        <w:rPr>
-          <w:vertAlign w:val="subscript"/>
-          <w:lang w:val="ru-RU"/>
-        </w:rPr>
-        <w:t>д</w:t>
-      </w:r>
-      <w:r>
-        <w:t xml:space="preserve">. </w:t>
-      </w:r>
-      <w:r>
-        <w:rPr>
-          <w:lang w:val="ru-RU"/>
-        </w:rPr>
-        <w:t>З</w:t>
-      </w:r>
-      <w:r>
-        <w:t xml:space="preserve">начение </w:t>
-      </w:r>
-      <w:r>
-        <w:rPr>
-          <w:lang w:val="ru-RU"/>
-        </w:rPr>
-        <w:t>Н</w:t>
-      </w:r>
-      <w:r>
-        <w:rPr>
-          <w:vertAlign w:val="subscript"/>
-          <w:lang w:val="ru-RU"/>
-        </w:rPr>
-        <w:t>д</w:t>
-      </w:r>
-      <w:r>
-        <w:t xml:space="preserve"> </w:t>
-      </w:r>
-      <w:r>
-        <w:t>выбирается в диапазоне от 10% до 20%. Для данного проекта примем норматив в размере 10%, что является стандартным значением для учета выплат за непроработанное время (например, отпуска или выполнение государственных обязанностей).Подставляя в формулу</w:t>
-      </w:r>
-      <w:r>
-        <w:rPr>
-          <w:lang w:val="ru-RU"/>
-        </w:rPr>
-        <w:t xml:space="preserve"> 2</w:t>
-      </w:r>
-      <w:r>
-        <w:t xml:space="preserve"> значение основной заработной платы команды, равное 31</w:t>
-      </w:r>
-      <w:r>
-        <w:rPr>
-          <w:lang w:val="ru-RU"/>
-        </w:rPr>
-        <w:t> </w:t>
-      </w:r>
-      <w:r>
-        <w:t>801,50 р.</w:t>
+        <w:t>Таким образом, сумма дополнительной заработной платы разработчиков составляет 3 180,15 белорусских рублей.</w:t>
       </w:r>
     </w:p>
     <w:p>
       <w:pPr>
-        <w:rPr>
-          <w:lang w:val="ru-RU"/>
-        </w:rPr>
-      </w:pPr>
-      <w:r>
-        <w:t>Таким образом, сумма дополнительной заработной платы разработчиков составляет 3 180,15 белорусских рублей.</w:t>
-      </w:r>
-    </w:p>
-    <w:p>
-      <w:pPr>
         <w:spacing w:line="276" w:lineRule="auto"/>
       </w:pPr>
       <w:r>
-        <w:lastRenderedPageBreak/>
         <w:t>Для расчета отчислений на социальные нужды воспользуемся формулой (3)</w:t>
       </w:r>
       <w:r>
@@ -2408,9 +2561,11 @@
         </w:rPr>
         <w:tab/>
       </w:r>
+      <w:proofErr w:type="spellStart"/>
       <w:r>
         <w:t>Нд</w:t>
       </w:r>
+      <w:proofErr w:type="spellEnd"/>
       <w:r>
         <w:rPr>
           <w:lang w:val="ru-RU"/>
@@ -2504,8 +2659,13 @@
         </w:rPr>
         <w:t>о</w:t>
       </w:r>
-      <w:r>
-        <w:t>сновная заработная плата разработчиков</w:t>
+      <w:proofErr w:type="spellStart"/>
+      <w:r>
+        <w:t>сновная</w:t>
+      </w:r>
+      <w:proofErr w:type="spellEnd"/>
+      <w:r>
+        <w:t xml:space="preserve"> заработная плата разработчиков</w:t>
       </w:r>
     </w:p>
     <w:p>
@@ -2802,6 +2962,7 @@
         </w:rPr>
         <w:tab/>
       </w:r>
+      <w:proofErr w:type="spellStart"/>
       <w:r>
         <w:t>Н</w:t>
       </w:r>
@@ -2811,6 +2972,7 @@
         </w:rPr>
         <w:t>соц</w:t>
       </w:r>
+      <w:proofErr w:type="spellEnd"/>
       <w:r>
         <w:rPr>
           <w:lang w:val="ru-RU"/>
@@ -2891,6 +3053,7 @@
         </w:rPr>
       </w:pPr>
       <w:r>
+        <w:lastRenderedPageBreak/>
         <w:t>Согласно методическим указаниям, норматив прочих расходов устанавливается в диапазоне от 30% до 40%. Для текущего расчета примем значение в размере 30%, исходя из специфики использования облачной инфраструктуры и удаленного характера работы команды. Расчет производится на основе ранее вычисленной основной заработной платы разработчиков</w:t>
       </w:r>
       <w:r>
@@ -3113,7 +3276,6 @@
         </w:rPr>
       </w:pPr>
       <w:r>
-        <w:lastRenderedPageBreak/>
         <w:t>где</w:t>
       </w:r>
       <w:r>
@@ -3125,6 +3287,7 @@
       <w:r>
         <w:t>Н</w:t>
       </w:r>
+      <w:proofErr w:type="spellStart"/>
       <w:r>
         <w:rPr>
           <w:vertAlign w:val="subscript"/>
@@ -3132,6 +3295,7 @@
         </w:rPr>
         <w:t>пр</w:t>
       </w:r>
+      <w:proofErr w:type="spellEnd"/>
       <w:r>
         <w:rPr>
           <w:lang w:val="ru-RU"/>
@@ -3519,8 +3683,13 @@
         </w:rPr>
         <w:t>П</w:t>
       </w:r>
-      <w:r>
-        <w:t xml:space="preserve">роизведем итоговый расчет общей суммы затрат на разработку и реализацию </w:t>
+      <w:proofErr w:type="spellStart"/>
+      <w:r>
+        <w:t>роизведем</w:t>
+      </w:r>
+      <w:proofErr w:type="spellEnd"/>
+      <w:r>
+        <w:t xml:space="preserve"> итоговый расчет общей суммы затрат на разработку и реализацию </w:t>
       </w:r>
       <w:r>
         <w:rPr>
@@ -3821,6 +3990,7 @@
         </w:rPr>
       </w:pPr>
       <w:r>
+        <w:lastRenderedPageBreak/>
         <w:t xml:space="preserve">Таким образом, общая сумма затрат на разработку и реализацию информационной системы составляет </w:t>
       </w:r>
       <w:r>
@@ -3883,7 +4053,6 @@
         </w:rPr>
       </w:pPr>
       <w:r>
-        <w:lastRenderedPageBreak/>
         <w:t>На основе анализа востребованности нишевых музыкальных платформ и текущего состояния рынка независимой дистрибуции в СНГ, прогнозируется следующий объем реализации в течение первого расчетного года:</w:t>
       </w:r>
     </w:p>
@@ -3917,8 +4086,13 @@
         </w:rPr>
         <w:t>. Р</w:t>
       </w:r>
-      <w:r>
-        <w:t>еализация 60 копий программного средства для региональных музыкальных лейблов и медиа-агрегаторов.</w:t>
+      <w:proofErr w:type="spellStart"/>
+      <w:r>
+        <w:t>еализация</w:t>
+      </w:r>
+      <w:proofErr w:type="spellEnd"/>
+      <w:r>
+        <w:t xml:space="preserve"> 60 копий программного средства для региональных музыкальных лейблов и медиа-агрегаторов.</w:t>
       </w:r>
     </w:p>
     <w:p>
@@ -3959,9 +4133,15 @@
         </w:rPr>
         <w:t>П</w:t>
       </w:r>
-      <w:r>
-        <w:t xml:space="preserve">ривлечение 10 000 активных пользователей, из которых, согласно рыночной статистике конверсии для </w:t>
-      </w:r>
+      <w:proofErr w:type="spellStart"/>
+      <w:r>
+        <w:t>ривлечение</w:t>
+      </w:r>
+      <w:proofErr w:type="spellEnd"/>
+      <w:r>
+        <w:t xml:space="preserve"> 10 000 активных пользователей, из которых, согласно рыночной статистике конверсии для </w:t>
+      </w:r>
+      <w:proofErr w:type="spellStart"/>
       <w:r>
         <w:rPr>
           <w:i/>
@@ -3969,6 +4149,7 @@
         </w:rPr>
         <w:t>Freemium</w:t>
       </w:r>
+      <w:proofErr w:type="spellEnd"/>
       <w:r>
         <w:t>-моделей (5%), 500 пользователей приобретут годовую подписку.</w:t>
       </w:r>
@@ -3980,6 +4161,7 @@
       <w:r>
         <w:t xml:space="preserve">Ожидаемый объем продаж обоснован текущим дефицитом инструментов для автоматизированного анализа медиатек с использованием </w:t>
       </w:r>
+      <w:proofErr w:type="spellStart"/>
       <w:r>
         <w:rPr>
           <w:i/>
@@ -3997,6 +4179,7 @@
         </w:rPr>
         <w:t>features</w:t>
       </w:r>
+      <w:proofErr w:type="spellEnd"/>
       <w:r>
         <w:t xml:space="preserve"> (</w:t>
       </w:r>
@@ -4051,8 +4234,13 @@
         </w:rPr>
         <w:t>С</w:t>
       </w:r>
-      <w:r>
-        <w:t>редняя стоимость аналогичных систем управления контентом (</w:t>
+      <w:proofErr w:type="spellStart"/>
+      <w:r>
+        <w:t>редняя</w:t>
+      </w:r>
+      <w:proofErr w:type="spellEnd"/>
+      <w:r>
+        <w:t xml:space="preserve"> стоимость аналогичных систем управления контентом (</w:t>
       </w:r>
       <w:r>
         <w:rPr>
@@ -4098,8 +4286,13 @@
         </w:rPr>
         <w:t>. С</w:t>
       </w:r>
-      <w:r>
-        <w:t>тоимость аналогичных сервисов (</w:t>
+      <w:proofErr w:type="spellStart"/>
+      <w:r>
+        <w:t>тоимость</w:t>
+      </w:r>
+      <w:proofErr w:type="spellEnd"/>
+      <w:r>
+        <w:t xml:space="preserve"> аналогичных сервисов (</w:t>
       </w:r>
       <w:r>
         <w:rPr>
@@ -4121,6 +4314,7 @@
       <w:r>
         <w:t xml:space="preserve">, </w:t>
       </w:r>
+      <w:proofErr w:type="spellStart"/>
       <w:r>
         <w:rPr>
           <w:i/>
@@ -4128,6 +4322,7 @@
         </w:rPr>
         <w:t>Spotify</w:t>
       </w:r>
+      <w:proofErr w:type="spellEnd"/>
       <w:r>
         <w:t>, Звук) составляет в среднем от 5 до 12</w:t>
       </w:r>
@@ -4146,6 +4341,7 @@
         </w:rPr>
         <w:t xml:space="preserve"> в </w:t>
       </w:r>
+      <w:proofErr w:type="spellStart"/>
       <w:r>
         <w:t>мес</w:t>
       </w:r>
@@ -4155,6 +4351,7 @@
         </w:rPr>
         <w:t>яц</w:t>
       </w:r>
+      <w:proofErr w:type="spellEnd"/>
       <w:r>
         <w:t>. (или 120 р.</w:t>
       </w:r>
@@ -4200,8 +4397,13 @@
         </w:rPr>
         <w:t>П</w:t>
       </w:r>
-      <w:r>
-        <w:t>роизведем расчет прироста чистой. Этот показатель позволяет оценить реальную экономическую выгоду организации-разработчика после выполнения всех налоговых обязательств.</w:t>
+      <w:proofErr w:type="spellStart"/>
+      <w:r>
+        <w:t>роизведем</w:t>
+      </w:r>
+      <w:proofErr w:type="spellEnd"/>
+      <w:r>
+        <w:t xml:space="preserve"> расчет прироста чистой. Этот показатель позволяет оценить реальную экономическую выгоду организации-разработчика после выполнения всех налоговых обязательств.</w:t>
       </w:r>
       <w:r>
         <w:rPr>
@@ -4467,6 +4669,7 @@
       <w:r>
         <w:tab/>
       </w:r>
+      <w:proofErr w:type="spellStart"/>
       <w:r>
         <w:t>Н</w:t>
       </w:r>
@@ -4476,6 +4679,7 @@
         </w:rPr>
         <w:t>д.с</w:t>
       </w:r>
+      <w:proofErr w:type="spellEnd"/>
       <w:r>
         <w:rPr>
           <w:lang w:val="ru-RU"/>
@@ -4509,6 +4713,7 @@
           <w:lang w:val="ru-RU"/>
         </w:rPr>
       </w:pPr>
+      <w:proofErr w:type="spellStart"/>
       <w:r>
         <w:t>Ц</w:t>
       </w:r>
@@ -4518,6 +4723,7 @@
         </w:rPr>
         <w:t>отп</w:t>
       </w:r>
+      <w:proofErr w:type="spellEnd"/>
       <w:r>
         <w:rPr>
           <w:lang w:val="ru-RU"/>
@@ -4573,10 +4779,19 @@
         </w:rPr>
       </w:pPr>
       <w:r>
-        <w:rPr>
-          <w:lang w:val="ru-RU"/>
-        </w:rPr>
-        <w:lastRenderedPageBreak/>
+        <w:t>На первом этапе определяется сумма налога на добавленную стоимость (НДС), входящая в отпускную цену программного средства. При отпускной цене 150 000 р. и ставке налога 20% величина НДС для одной копии составит 25 000 р.</w:t>
+      </w:r>
+    </w:p>
+    <w:p>
+      <w:pPr>
+        <w:rPr>
+          <w:lang w:val="ru-RU"/>
+        </w:rPr>
+      </w:pPr>
+      <w:r>
+        <w:rPr>
+          <w:lang w:val="ru-RU"/>
+        </w:rPr>
         <w:t>Теперь посчитаем прирост от одной копии, по формуле 8</w:t>
       </w:r>
       <w:r>
@@ -4907,9 +5122,11 @@
       <w:r>
         <w:tab/>
       </w:r>
+      <w:proofErr w:type="spellStart"/>
       <w:r>
         <w:t>Рпр</w:t>
       </w:r>
+      <w:proofErr w:type="spellEnd"/>
       <w:r>
         <w:rPr>
           <w:lang w:val="ru-RU"/>
@@ -4982,17 +5199,10 @@
         </w:rPr>
       </w:pPr>
       <w:r>
-        <w:rPr>
-          <w:highlight w:val="yellow"/>
-        </w:rPr>
-        <w:t xml:space="preserve">При реализации одной корпоративной лицензии программного средства прирост чистой прибыли организации-разработчика составит </w:t>
-      </w:r>
-      <w:r>
-        <w:rPr>
-          <w:highlight w:val="yellow"/>
-          <w:lang w:val="ru-RU"/>
-        </w:rPr>
-        <w:t>30 000 р.</w:t>
+        <w:t>Для этого из отпускной цены вычитается полученная сумма НДС (150 000 р. минус 25 000 р., что дает 125 000 р.), затем полученное значение умножается на установленный коэффициент рентабельности продаж (30% или 0,3), а результат корректируется с учетом уплаты налога на прибыль по ставке 20%</w:t>
+      </w:r>
+      <w:r>
+        <w:t xml:space="preserve"> (умножением на коэффициент 0,8). </w:t>
       </w:r>
     </w:p>
     <w:p>
@@ -5003,10 +5213,24 @@
         </w:rPr>
       </w:pPr>
       <w:r>
-        <w:rPr>
-          <w:lang w:val="ru-RU"/>
-        </w:rPr>
-        <w:t>Добавить расчет</w:t>
+        <w:t>В результате пошагового расчета получаем: 125 000 р. умножить на 0,3, что равняется 37 500 р., и далее полученная сумма умножается на 0,8. Итоговый прирост чистой прибыли составляет 30 000 р.</w:t>
+      </w:r>
+    </w:p>
+    <w:p>
+      <w:pPr>
+        <w:spacing w:line="276" w:lineRule="auto"/>
+        <w:rPr>
+          <w:lang w:val="ru-RU"/>
+        </w:rPr>
+      </w:pPr>
+      <w:r>
+        <w:t xml:space="preserve">При реализации одной корпоративной лицензии программного средства прирост чистой прибыли организации-разработчика составит </w:t>
+      </w:r>
+      <w:r>
+        <w:rPr>
+          <w:lang w:val="ru-RU"/>
+        </w:rPr>
+        <w:t>30 000 р.</w:t>
       </w:r>
     </w:p>
     <w:p>
@@ -5443,7 +5667,15 @@
         <w:t>ROI</w:t>
       </w:r>
       <w:r>
-        <w:t>) на уровне 157,66% значительно превышает доходность альтернативных финансовых инструментов, что делает проект инвестиционно привлекательным.</w:t>
+        <w:t xml:space="preserve">) на уровне 157,66% значительно превышает доходность альтернативных финансовых инструментов, что делает проект </w:t>
+      </w:r>
+      <w:proofErr w:type="spellStart"/>
+      <w:r>
+        <w:t>инвестиционно</w:t>
+      </w:r>
+      <w:proofErr w:type="spellEnd"/>
+      <w:r>
+        <w:t xml:space="preserve"> привлекательным.</w:t>
       </w:r>
     </w:p>
     <w:p>
@@ -5453,6 +5685,7 @@
     </w:p>
     <w:p>
       <w:r>
+        <w:lastRenderedPageBreak/>
         <w:t>Приближенная оценка точки безубыточности показывает, что для полного покрытия всех затрат на разработку и реализацию программного средства достаточно обеспечить минимальный объем продаж в количестве 2 корпоративных лицензий. Учитывая емкость целевого рынка, включающего независимые музыкальные лейблы и медиа-платформы, достижение данного порога представляется гарантированным в течение первых нескольких месяцев коммерческой эксплуатации продукта. Таким образом, проект характеризуется низким уровнем финансового</w:t>
       </w:r>
       <w:r>
